--- a/siteart/resume.docx
+++ b/siteart/resume.docx
@@ -102,21 +102,64 @@
     </w:p>
     <w:p>
       <w:pPr>
-        <w:tabs>
-          <w:tab w:val="center" w:pos="5040"/>
-        </w:tabs>
-        <w:spacing w:after="0"/>
-        <w:rPr>
-          <w:rFonts w:ascii="Calibri" w:hAnsi="Calibri" w:cs="Calibri"/>
+        <w:pStyle w:val="Heading1"/>
+        <w:rPr>
+          <w:rFonts w:ascii="Calibri" w:hAnsi="Calibri" w:cs="Calibri"/>
+          <w:caps w:val="0"/>
+          <w:spacing w:val="0"/>
+          <w:sz w:val="20"/>
           <w:szCs w:val="20"/>
         </w:rPr>
       </w:pPr>
       <w:r>
         <w:rPr>
           <w:rFonts w:ascii="Calibri" w:hAnsi="Calibri" w:cs="Calibri"/>
+          <w:caps w:val="0"/>
+          <w:spacing w:val="0"/>
+          <w:sz w:val="20"/>
           <w:szCs w:val="20"/>
         </w:rPr>
-        <w:t>Experienced in designing and developing responsive websites optimized for user experience and performance. Skilled in collaborating with clients to create tailored digital solutions, with expertise in Figma, HTML, CSS, JavaScript, and SEO. Capable of managing multiple projects efficiently while maintaining high standards of quality and functionality.</w:t>
+        <w:t xml:space="preserve">Front-End </w:t>
+      </w:r>
+      <w:r>
+        <w:rPr>
+          <w:rFonts w:ascii="Calibri" w:hAnsi="Calibri" w:cs="Calibri"/>
+          <w:caps w:val="0"/>
+          <w:spacing w:val="0"/>
+          <w:sz w:val="20"/>
+          <w:szCs w:val="20"/>
+        </w:rPr>
+        <w:t>Web Developer with over 4 years of experience in designing, developing, maintaining, and improving responsive websites and digital platforms. Skilled in WordPress, HTML, CSS, JavaScript, SEO, and Figma. Focused on performance, usability, troubleshooting, and long-term site maintenance. Proven ability to work with different teams, manage multiple projects at the same time</w:t>
+      </w:r>
+      <w:r>
+        <w:rPr>
+          <w:rFonts w:ascii="Calibri" w:hAnsi="Calibri" w:cs="Calibri"/>
+          <w:caps w:val="0"/>
+          <w:spacing w:val="0"/>
+          <w:sz w:val="20"/>
+          <w:szCs w:val="20"/>
+        </w:rPr>
+        <w:t xml:space="preserve">, and </w:t>
+      </w:r>
+      <w:r>
+        <w:rPr>
+          <w:rFonts w:ascii="Calibri" w:hAnsi="Calibri" w:cs="Calibri"/>
+          <w:caps w:val="0"/>
+          <w:spacing w:val="0"/>
+          <w:sz w:val="20"/>
+          <w:szCs w:val="20"/>
+        </w:rPr>
+        <w:t>mentor new team members</w:t>
+      </w:r>
+      <w:r>
+        <w:rPr>
+          <w:rFonts w:ascii="Calibri" w:hAnsi="Calibri" w:cs="Calibri"/>
+          <w:caps w:val="0"/>
+          <w:spacing w:val="0"/>
+          <w:sz w:val="20"/>
+          <w:szCs w:val="20"/>
+        </w:rPr>
+        <w:t>.</w:t>
       </w:r>
     </w:p>
     <w:p>
@@ -141,11 +184,6 @@
           <w:showingPlcHdr/>
           <w15:appearance w15:val="hidden"/>
         </w:sdtPr>
-        <w:sdtEndPr>
-          <w:rPr>
-            <w:color w:val="385623" w:themeColor="accent6" w:themeShade="80"/>
-          </w:rPr>
-        </w:sdtEndPr>
         <w:sdtContent>
           <w:r>
             <w:rPr>
@@ -390,7 +428,6 @@
           <w:showingPlcHdr/>
           <w15:appearance w15:val="hidden"/>
         </w:sdtPr>
-        <w:sdtEndPr/>
         <w:sdtContent>
           <w:r>
             <w:rPr>
@@ -486,6 +523,12 @@
         <w:rPr>
           <w:rFonts w:ascii="Calibri" w:hAnsi="Calibri" w:cs="Calibri"/>
         </w:rPr>
+        <w:t xml:space="preserve">- </w:t>
+      </w:r>
+      <w:r>
+        <w:rPr>
+          <w:rFonts w:ascii="Calibri" w:hAnsi="Calibri" w:cs="Calibri"/>
+        </w:rPr>
         <w:t>May 2023</w:t>
       </w:r>
     </w:p>
@@ -526,6 +569,13 @@
           <w:szCs w:val="20"/>
         </w:rPr>
         <w:t>Figma, UI Design, Responsive Web Design, WordPress (Custom/Proprietary editor), HTML, CSS, SCSS, JavaScript, SEO, Website Audits, Website Maintenance, Troubleshooting</w:t>
+      </w:r>
+      <w:r>
+        <w:rPr>
+          <w:rFonts w:ascii="Calibri" w:hAnsi="Calibri" w:cs="Calibri"/>
+          <w:szCs w:val="20"/>
+        </w:rPr>
+        <w:t>, Responsive Web Development</w:t>
       </w:r>
     </w:p>
     <w:sectPr>
@@ -1327,6 +1377,7 @@
   <w:style w:type="character" w:default="1" w:styleId="DefaultParagraphFont">
     <w:name w:val="Default Paragraph Font"/>
     <w:uiPriority w:val="1"/>
+    <w:semiHidden/>
     <w:unhideWhenUsed/>
   </w:style>
   <w:style w:type="table" w:default="1" w:styleId="TableNormal">
@@ -1840,6 +1891,8 @@
   <w:rsids>
     <w:rsidRoot w:val="00D83C1F"/>
     <w:rsid w:val="004E35BE"/>
+    <w:rsid w:val="005B3F76"/>
+    <w:rsid w:val="00921DF1"/>
     <w:rsid w:val="00D83C1F"/>
     <w:rsid w:val="00DF67BB"/>
   </w:rsids>
@@ -2292,93 +2345,11 @@
     <w:semiHidden/>
     <w:unhideWhenUsed/>
   </w:style>
-  <w:style w:type="paragraph" w:customStyle="1" w:styleId="83B2057B0D79494790AD4E9137A3F680">
-    <w:name w:val="83B2057B0D79494790AD4E9137A3F680"/>
-  </w:style>
-  <w:style w:type="paragraph" w:customStyle="1" w:styleId="269F7E7D23A84FFEB5AD30A123BBB549">
-    <w:name w:val="269F7E7D23A84FFEB5AD30A123BBB549"/>
-  </w:style>
-  <w:style w:type="paragraph" w:customStyle="1" w:styleId="D872EC7EFAE5410FB0603F6D1EE378B2">
-    <w:name w:val="D872EC7EFAE5410FB0603F6D1EE378B2"/>
-  </w:style>
-  <w:style w:type="paragraph" w:customStyle="1" w:styleId="EA1251696192483F8484D95384474CB0">
-    <w:name w:val="EA1251696192483F8484D95384474CB0"/>
-  </w:style>
-  <w:style w:type="paragraph" w:customStyle="1" w:styleId="BAFEFF87713F4BB9BA34B0CC64C5F99D">
-    <w:name w:val="BAFEFF87713F4BB9BA34B0CC64C5F99D"/>
-  </w:style>
-  <w:style w:type="paragraph" w:customStyle="1" w:styleId="BDB3986D9AD8495BB3499E69786A2A62">
-    <w:name w:val="BDB3986D9AD8495BB3499E69786A2A62"/>
-  </w:style>
-  <w:style w:type="paragraph" w:customStyle="1" w:styleId="9F85B526CE194D3EB96971D8FD40D3C5">
-    <w:name w:val="9F85B526CE194D3EB96971D8FD40D3C5"/>
-  </w:style>
   <w:style w:type="paragraph" w:customStyle="1" w:styleId="94D54881772B4F7D858A4EB8AA0D420F">
     <w:name w:val="94D54881772B4F7D858A4EB8AA0D420F"/>
   </w:style>
-  <w:style w:type="paragraph" w:customStyle="1" w:styleId="39CE0FDD3CD24EE9902E1499892AA05B">
-    <w:name w:val="39CE0FDD3CD24EE9902E1499892AA05B"/>
-  </w:style>
-  <w:style w:type="paragraph" w:customStyle="1" w:styleId="F87476AF565145F58DDF29BBB1F0BFDF">
-    <w:name w:val="F87476AF565145F58DDF29BBB1F0BFDF"/>
-  </w:style>
-  <w:style w:type="paragraph" w:customStyle="1" w:styleId="51C60FE508724B8E983072C20222D3CB">
-    <w:name w:val="51C60FE508724B8E983072C20222D3CB"/>
-  </w:style>
-  <w:style w:type="paragraph" w:customStyle="1" w:styleId="061D007550F44AF3A8B563B43CC6734C">
-    <w:name w:val="061D007550F44AF3A8B563B43CC6734C"/>
-  </w:style>
-  <w:style w:type="paragraph" w:customStyle="1" w:styleId="85BE8625D891479F811BACEBD187E72F">
-    <w:name w:val="85BE8625D891479F811BACEBD187E72F"/>
-  </w:style>
-  <w:style w:type="paragraph" w:customStyle="1" w:styleId="0AC6585F4A6241188221BC15F072C499">
-    <w:name w:val="0AC6585F4A6241188221BC15F072C499"/>
-  </w:style>
-  <w:style w:type="paragraph" w:customStyle="1" w:styleId="0EE4335C2A9F4F7F80C1495698150518">
-    <w:name w:val="0EE4335C2A9F4F7F80C1495698150518"/>
-  </w:style>
-  <w:style w:type="paragraph" w:customStyle="1" w:styleId="26F6908605A044818FE7B616F8193DFD">
-    <w:name w:val="26F6908605A044818FE7B616F8193DFD"/>
-  </w:style>
   <w:style w:type="paragraph" w:customStyle="1" w:styleId="140C92A2150D4F53B7D03AEED21B4270">
     <w:name w:val="140C92A2150D4F53B7D03AEED21B4270"/>
-  </w:style>
-  <w:style w:type="paragraph" w:customStyle="1" w:styleId="4EAEAF6CB66A4E30BFF10216F4062672">
-    <w:name w:val="4EAEAF6CB66A4E30BFF10216F4062672"/>
-  </w:style>
-  <w:style w:type="paragraph" w:customStyle="1" w:styleId="99461391CA7F4452B4D9D952B7E7FFB5">
-    <w:name w:val="99461391CA7F4452B4D9D952B7E7FFB5"/>
-  </w:style>
-  <w:style w:type="paragraph" w:customStyle="1" w:styleId="D0B7ADDB72AF4F8A899C5ED1954EA29E">
-    <w:name w:val="D0B7ADDB72AF4F8A899C5ED1954EA29E"/>
-  </w:style>
-  <w:style w:type="paragraph" w:customStyle="1" w:styleId="A867C4E898ED41149B3C9A7DCAD4F608">
-    <w:name w:val="A867C4E898ED41149B3C9A7DCAD4F608"/>
-  </w:style>
-  <w:style w:type="paragraph" w:customStyle="1" w:styleId="930C83EAD4944102AABE92A50A327CFA">
-    <w:name w:val="930C83EAD4944102AABE92A50A327CFA"/>
-  </w:style>
-  <w:style w:type="paragraph" w:customStyle="1" w:styleId="8A405E9CF32C4BB4B64CBB44B73AC9D1">
-    <w:name w:val="8A405E9CF32C4BB4B64CBB44B73AC9D1"/>
-  </w:style>
-  <w:style w:type="paragraph" w:customStyle="1" w:styleId="D1D38EB6FF1145F982D5EE595F235E65">
-    <w:name w:val="D1D38EB6FF1145F982D5EE595F235E65"/>
-  </w:style>
-  <w:style w:type="paragraph" w:customStyle="1" w:styleId="58E4CFA833DD4C8FA55B78089B3C158A">
-    <w:name w:val="58E4CFA833DD4C8FA55B78089B3C158A"/>
-  </w:style>
-  <w:style w:type="paragraph" w:customStyle="1" w:styleId="3EBA173CCA6141F6A5175F698EB2DC38">
-    <w:name w:val="3EBA173CCA6141F6A5175F698EB2DC38"/>
-  </w:style>
-  <w:style w:type="paragraph" w:customStyle="1" w:styleId="85B53225104D4F0F92C831D37E6F55AE">
-    <w:name w:val="85B53225104D4F0F92C831D37E6F55AE"/>
-  </w:style>
-  <w:style w:type="paragraph" w:customStyle="1" w:styleId="47EFC0A36D964819A81F5B4C3C102EE6">
-    <w:name w:val="47EFC0A36D964819A81F5B4C3C102EE6"/>
-  </w:style>
-  <w:style w:type="paragraph" w:customStyle="1" w:styleId="F036A8CBC27143628BA27A041D56B037">
-    <w:name w:val="F036A8CBC27143628BA27A041D56B037"/>
-    <w:rsid w:val="00D83C1F"/>
   </w:style>
 </w:styles>
 </file>
@@ -2603,6 +2574,15 @@
 </file>
 
 <file path=customXml/item2.xml><?xml version="1.0" encoding="utf-8"?>
+<?mso-contentType ?>
+<FormTemplates xmlns="http://schemas.microsoft.com/sharepoint/v3/contenttype/forms">
+  <Display>DocumentLibraryForm</Display>
+  <Edit>DocumentLibraryForm</Edit>
+  <New>DocumentLibraryForm</New>
+</FormTemplates>
+</file>
+
+<file path=customXml/item3.xml><?xml version="1.0" encoding="utf-8"?>
 <p:properties xmlns:p="http://schemas.microsoft.com/office/2006/metadata/properties" xmlns:xsi="http://www.w3.org/2001/XMLSchema-instance" xmlns:pc="http://schemas.microsoft.com/office/infopath/2007/PartnerControls">
   <documentManagement>
     <_ip_UnifiedCompliancePolicyUIAction xmlns="http://schemas.microsoft.com/sharepoint/v3" xsi:nil="true"/>
@@ -2620,15 +2600,6 @@
     <MediaServiceKeyPoints xmlns="71af3243-3dd4-4a8d-8c0d-dd76da1f02a5" xsi:nil="true"/>
   </documentManagement>
 </p:properties>
-</file>
-
-<file path=customXml/item3.xml><?xml version="1.0" encoding="utf-8"?>
-<?mso-contentType ?>
-<FormTemplates xmlns="http://schemas.microsoft.com/sharepoint/v3/contenttype/forms">
-  <Display>DocumentLibraryForm</Display>
-  <Edit>DocumentLibraryForm</Edit>
-  <New>DocumentLibraryForm</New>
-</FormTemplates>
 </file>
 
 <file path=customXml/item4.xml><?xml version="1.0" encoding="utf-8"?>
@@ -2940,6 +2911,14 @@
 </file>
 
 <file path=customXml/itemProps2.xml><?xml version="1.0" encoding="utf-8"?>
+<ds:datastoreItem xmlns:ds="http://schemas.openxmlformats.org/officeDocument/2006/customXml" ds:itemID="{AA746FB5-EEF2-4EB7-81F3-9E92166DF160}">
+  <ds:schemaRefs>
+    <ds:schemaRef ds:uri="http://schemas.microsoft.com/sharepoint/v3/contenttype/forms"/>
+  </ds:schemaRefs>
+</ds:datastoreItem>
+</file>
+
+<file path=customXml/itemProps3.xml><?xml version="1.0" encoding="utf-8"?>
 <ds:datastoreItem xmlns:ds="http://schemas.openxmlformats.org/officeDocument/2006/customXml" ds:itemID="{D166F14D-557D-424E-9636-D42330ECA826}">
   <ds:schemaRefs>
     <ds:schemaRef ds:uri="http://schemas.microsoft.com/office/2006/metadata/properties"/>
@@ -2947,14 +2926,6 @@
     <ds:schemaRef ds:uri="http://schemas.microsoft.com/sharepoint/v3"/>
     <ds:schemaRef ds:uri="71af3243-3dd4-4a8d-8c0d-dd76da1f02a5"/>
     <ds:schemaRef ds:uri="230e9df3-be65-4c73-a93b-d1236ebd677e"/>
-  </ds:schemaRefs>
-</ds:datastoreItem>
-</file>
-
-<file path=customXml/itemProps3.xml><?xml version="1.0" encoding="utf-8"?>
-<ds:datastoreItem xmlns:ds="http://schemas.openxmlformats.org/officeDocument/2006/customXml" ds:itemID="{AA746FB5-EEF2-4EB7-81F3-9E92166DF160}">
-  <ds:schemaRefs>
-    <ds:schemaRef ds:uri="http://schemas.microsoft.com/sharepoint/v3/contenttype/forms"/>
   </ds:schemaRefs>
 </ds:datastoreItem>
 </file>
